--- a/Documents/Cahier_des_charges_avancé.docx
+++ b/Documents/Cahier_des_charges_avancé.docx
@@ -245,7 +245,13 @@
         <w:rPr>
           <w:lang w:val="fr-FR"/>
         </w:rPr>
-        <w:t>Les utilisateurs de l’application seront des professeurs.</w:t>
+        <w:t>Les utilisateurs de l’application seront des professeurs</w:t>
+      </w:r>
+      <w:r>
+        <w:rPr>
+          <w:lang w:val="fr-FR"/>
+        </w:rPr>
+        <w:t>, mais principalement Mme Berger.</w:t>
       </w:r>
     </w:p>
     <w:p>
@@ -254,15 +260,13 @@
           <w:lang w:val="fr-FR"/>
         </w:rPr>
       </w:pPr>
-      <w:proofErr w:type="spellStart"/>
       <w:r>
         <w:rPr>
           <w:lang w:val="fr-FR"/>
         </w:rPr>
         <w:lastRenderedPageBreak/>
-        <w:t>Personas</w:t>
+        <w:t>Persona</w:t>
       </w:r>
-      <w:proofErr w:type="spellEnd"/>
       <w:r>
         <w:rPr>
           <w:lang w:val="fr-FR"/>
@@ -281,19 +285,11 @@
         </w:rPr>
         <w:t xml:space="preserve">onsieur Jacque </w:t>
       </w:r>
-      <w:proofErr w:type="spellStart"/>
       <w:r>
         <w:rPr>
           <w:lang w:val="fr-FR"/>
         </w:rPr>
-        <w:t>Otreman</w:t>
-      </w:r>
-      <w:proofErr w:type="spellEnd"/>
-      <w:r>
-        <w:rPr>
-          <w:lang w:val="fr-FR"/>
-        </w:rPr>
-        <w:t xml:space="preserve"> est professeur à l’IUT Lyon</w:t>
+        <w:t>Otreman est professeur à l’IUT Lyon</w:t>
       </w:r>
       <w:r>
         <w:rPr>
@@ -318,21 +314,7 @@
         <w:rPr>
           <w:lang w:val="fr-FR"/>
         </w:rPr>
-        <w:t xml:space="preserve">Mr. </w:t>
-      </w:r>
-      <w:proofErr w:type="spellStart"/>
-      <w:r>
-        <w:rPr>
-          <w:lang w:val="fr-FR"/>
-        </w:rPr>
-        <w:t>Otreman</w:t>
-      </w:r>
-      <w:proofErr w:type="spellEnd"/>
-      <w:r>
-        <w:rPr>
-          <w:lang w:val="fr-FR"/>
-        </w:rPr>
-        <w:t xml:space="preserve"> a besoin de pouvoir placer ses étudiants aléatoirement de façon simple et rapide, en fonction de certaines contraintes. Il attend de l’application de pouvoir séparer des élèves et/ou de leur imposer des placements. Il souhaite pouvoir réutiliser le placement, et pouvoir y apporter des modifications.</w:t>
+        <w:t>Mr. Otreman a besoin de pouvoir placer ses étudiants aléatoirement de façon simple et rapide, en fonction de certaines contraintes. Il attend de l’application de pouvoir séparer des élèves et/ou de leur imposer des placements. Il souhaite pouvoir réutiliser le placement, et pouvoir y apporter des modifications.</w:t>
       </w:r>
     </w:p>
     <w:p>
@@ -345,21 +327,7 @@
         <w:rPr>
           <w:lang w:val="fr-FR"/>
         </w:rPr>
-        <w:t xml:space="preserve">Mr. </w:t>
-      </w:r>
-      <w:proofErr w:type="spellStart"/>
-      <w:r>
-        <w:rPr>
-          <w:lang w:val="fr-FR"/>
-        </w:rPr>
-        <w:t>Otreman</w:t>
-      </w:r>
-      <w:proofErr w:type="spellEnd"/>
-      <w:r>
-        <w:rPr>
-          <w:lang w:val="fr-FR"/>
-        </w:rPr>
-        <w:t xml:space="preserve"> craint que l’application ne soit lente ou difficile d’utilisation.</w:t>
+        <w:t>Mr. Otreman craint que l’application ne soit lente ou difficile d’utilisation.</w:t>
       </w:r>
     </w:p>
     <w:p>
@@ -378,21 +346,7 @@
         <w:rPr>
           <w:lang w:val="fr-FR"/>
         </w:rPr>
-        <w:t xml:space="preserve">La commanditaire du projet, ainsi que son encadrante, est Mme Berger, professeure à l’IUT Lyon 1 site de Bourg-en-Bresse, et l’équipe qui prendra en main le projet est composé de Victor Andrade, Néo Ramirez et Malik </w:t>
-      </w:r>
-      <w:proofErr w:type="spellStart"/>
-      <w:r>
-        <w:rPr>
-          <w:lang w:val="fr-FR"/>
-        </w:rPr>
-        <w:t>Jabou</w:t>
-      </w:r>
-      <w:proofErr w:type="spellEnd"/>
-      <w:r>
-        <w:rPr>
-          <w:lang w:val="fr-FR"/>
-        </w:rPr>
-        <w:t>, le chef du projet.</w:t>
+        <w:t>La commanditaire du projet, ainsi que son encadrante, est Mme Berger, professeure à l’IUT Lyon 1 site de Bourg-en-Bresse, et l’équipe qui prendra en main le projet est composé de Victor Andrade, Néo Ramirez et Malik Jabou, le chef du projet.</w:t>
       </w:r>
     </w:p>
     <w:p>
@@ -509,6 +463,79 @@
         <w:rPr>
           <w:lang w:val="fr-FR"/>
         </w:rPr>
+        <w:t>-Imposer que des personnes ne soient pas proches ;</w:t>
+      </w:r>
+    </w:p>
+    <w:p>
+      <w:pPr>
+        <w:rPr>
+          <w:lang w:val="fr-FR"/>
+        </w:rPr>
+      </w:pPr>
+      <w:r>
+        <w:rPr>
+          <w:lang w:val="fr-FR"/>
+        </w:rPr>
+        <w:t>-Pouvoir apporter « à la main » quelques modification à une proposition de placement ;</w:t>
+      </w:r>
+    </w:p>
+    <w:p>
+      <w:pPr>
+        <w:rPr>
+          <w:lang w:val="fr-FR"/>
+        </w:rPr>
+      </w:pPr>
+      <w:r>
+        <w:rPr>
+          <w:lang w:val="fr-FR"/>
+        </w:rPr>
+        <w:t>-Imposer un placement aléatoire tel que deux personnes d’un même sous-groupe ne soient pas proches ;</w:t>
+      </w:r>
+    </w:p>
+    <w:p>
+      <w:pPr>
+        <w:rPr>
+          <w:lang w:val="fr-FR"/>
+        </w:rPr>
+      </w:pPr>
+      <w:r>
+        <w:rPr>
+          <w:lang w:val="fr-FR"/>
+        </w:rPr>
+        <w:t>-Récupérer un plan avec le numéro de groupe, les noms… pour chaque place ;</w:t>
+      </w:r>
+    </w:p>
+    <w:p>
+      <w:pPr>
+        <w:rPr>
+          <w:lang w:val="fr-FR"/>
+        </w:rPr>
+      </w:pPr>
+      <w:r>
+        <w:rPr>
+          <w:lang w:val="fr-FR"/>
+        </w:rPr>
+        <w:t>-Importer un placement pour pouvoir le modifier ;</w:t>
+      </w:r>
+    </w:p>
+    <w:p>
+      <w:pPr>
+        <w:rPr>
+          <w:lang w:val="fr-FR"/>
+        </w:rPr>
+      </w:pPr>
+    </w:p>
+    <w:p>
+      <w:pPr>
+        <w:rPr>
+          <w:lang w:val="fr-FR"/>
+        </w:rPr>
+      </w:pPr>
+      <w:r>
+        <w:rPr>
+          <w:lang w:val="fr-FR"/>
+        </w:rPr>
+        <w:lastRenderedPageBreak/>
         <w:t>Secondaires (</w:t>
       </w:r>
       <w:proofErr w:type="spellStart"/>
@@ -561,78 +588,6 @@
         <w:rPr>
           <w:lang w:val="fr-FR"/>
         </w:rPr>
-        <w:t>-Imposer que des personnes ne soient pas proches ;</w:t>
-      </w:r>
-    </w:p>
-    <w:p>
-      <w:pPr>
-        <w:rPr>
-          <w:lang w:val="fr-FR"/>
-        </w:rPr>
-      </w:pPr>
-      <w:r>
-        <w:rPr>
-          <w:lang w:val="fr-FR"/>
-        </w:rPr>
-        <w:t>-Pouvoir apporter « à la main » quelques modification à une proposition de placement ;</w:t>
-      </w:r>
-    </w:p>
-    <w:p>
-      <w:pPr>
-        <w:rPr>
-          <w:lang w:val="fr-FR"/>
-        </w:rPr>
-      </w:pPr>
-      <w:r>
-        <w:rPr>
-          <w:lang w:val="fr-FR"/>
-        </w:rPr>
-        <w:t>-Imposer un placement aléatoire tel que deux personnes d’un même sous-groupe ne soient pas proches ;</w:t>
-      </w:r>
-    </w:p>
-    <w:p>
-      <w:pPr>
-        <w:rPr>
-          <w:lang w:val="fr-FR"/>
-        </w:rPr>
-      </w:pPr>
-      <w:r>
-        <w:rPr>
-          <w:lang w:val="fr-FR"/>
-        </w:rPr>
-        <w:t>-Récupérer un plan avec le numéro de groupe, les noms… pour chaque place</w:t>
-      </w:r>
-      <w:r>
-        <w:rPr>
-          <w:lang w:val="fr-FR"/>
-        </w:rPr>
-        <w:t> ;</w:t>
-      </w:r>
-    </w:p>
-    <w:p>
-      <w:pPr>
-        <w:rPr>
-          <w:lang w:val="fr-FR"/>
-        </w:rPr>
-      </w:pPr>
-      <w:r>
-        <w:rPr>
-          <w:lang w:val="fr-FR"/>
-        </w:rPr>
-        <w:lastRenderedPageBreak/>
-        <w:t>-Importer un placement pour pouvoir le modifier ;</w:t>
-      </w:r>
-    </w:p>
-    <w:p>
-      <w:pPr>
-        <w:rPr>
-          <w:lang w:val="fr-FR"/>
-        </w:rPr>
-      </w:pPr>
-      <w:r>
-        <w:rPr>
-          <w:lang w:val="fr-FR"/>
-        </w:rPr>
         <w:t>-Pouvoir modifier la disposition de la salle (ajouter des tables, changer l’alignements).</w:t>
       </w:r>
     </w:p>
@@ -664,13 +619,72 @@
         <w:rPr>
           <w:lang w:val="fr-FR"/>
         </w:rPr>
-        <w:t>ouvoir choisir, dans le fichier Excel chargé, les colonnes à importer</w:t>
+        <w:t xml:space="preserve">ouvoir </w:t>
       </w:r>
       <w:r>
         <w:rPr>
           <w:lang w:val="fr-FR"/>
         </w:rPr>
-        <w:t>, ainsi que celle permettant d’importer un plan de la salle</w:t>
+        <w:t>importer un plan de la salle</w:t>
+      </w:r>
+      <w:r>
+        <w:rPr>
+          <w:lang w:val="fr-FR"/>
+        </w:rPr>
+        <w:t xml:space="preserve"> pour gérer la disposition des </w:t>
+      </w:r>
+      <w:proofErr w:type="gramStart"/>
+      <w:r>
+        <w:rPr>
+          <w:lang w:val="fr-FR"/>
+        </w:rPr>
+        <w:t xml:space="preserve">tables </w:t>
+      </w:r>
+      <w:r>
+        <w:rPr>
+          <w:lang w:val="fr-FR"/>
+        </w:rPr>
+        <w:t>.</w:t>
+      </w:r>
+      <w:proofErr w:type="gramEnd"/>
+    </w:p>
+    <w:p>
+      <w:pPr>
+        <w:pStyle w:val="Titre1"/>
+        <w:rPr>
+          <w:lang w:val="fr-FR"/>
+        </w:rPr>
+      </w:pPr>
+      <w:r>
+        <w:rPr>
+          <w:lang w:val="fr-FR"/>
+        </w:rPr>
+        <w:t>6. Contraintes du projet</w:t>
+      </w:r>
+    </w:p>
+    <w:p>
+      <w:pPr>
+        <w:rPr>
+          <w:lang w:val="fr-FR"/>
+        </w:rPr>
+      </w:pPr>
+      <w:r>
+        <w:rPr>
+          <w:lang w:val="fr-FR"/>
+        </w:rPr>
+        <w:t xml:space="preserve">Techniques : </w:t>
+      </w:r>
+      <w:r>
+        <w:rPr>
+          <w:lang w:val="fr-FR"/>
+        </w:rPr>
+        <w:t xml:space="preserve">Le projet comprend peu de contrainte technique, avec seulement la nécessité de pouvoir accéder à l’application par web </w:t>
+      </w:r>
+      <w:r>
+        <w:rPr>
+          <w:lang w:val="fr-FR"/>
+        </w:rPr>
+        <w:t>accompagné des entrées sorties de fichiers</w:t>
       </w:r>
       <w:r>
         <w:rPr>
@@ -685,59 +699,6 @@
           <w:lang w:val="fr-FR"/>
         </w:rPr>
       </w:pPr>
-    </w:p>
-    <w:p>
-      <w:pPr>
-        <w:rPr>
-          <w:lang w:val="fr-FR"/>
-        </w:rPr>
-      </w:pPr>
-    </w:p>
-    <w:p>
-      <w:pPr>
-        <w:pStyle w:val="Titre1"/>
-        <w:rPr>
-          <w:lang w:val="fr-FR"/>
-        </w:rPr>
-      </w:pPr>
-      <w:r>
-        <w:rPr>
-          <w:lang w:val="fr-FR"/>
-        </w:rPr>
-        <w:t>6. Contraintes du projet</w:t>
-      </w:r>
-    </w:p>
-    <w:p>
-      <w:pPr>
-        <w:rPr>
-          <w:lang w:val="fr-FR"/>
-        </w:rPr>
-      </w:pPr>
-      <w:r>
-        <w:rPr>
-          <w:lang w:val="fr-FR"/>
-        </w:rPr>
-        <w:t xml:space="preserve">Techniques : </w:t>
-      </w:r>
-      <w:r>
-        <w:rPr>
-          <w:lang w:val="fr-FR"/>
-        </w:rPr>
-        <w:t xml:space="preserve">Le projet comprend peu de contrainte technique, avec seulement la nécessité de pouvoir accéder à l’application par web et l’importation, la génération et l’exportation de fichiers Excel </w:t>
-      </w:r>
-      <w:r>
-        <w:rPr>
-          <w:lang w:val="fr-FR"/>
-        </w:rPr>
-        <w:t>comme contraintes techniques notable.</w:t>
-      </w:r>
-    </w:p>
-    <w:p>
-      <w:pPr>
-        <w:rPr>
-          <w:lang w:val="fr-FR"/>
-        </w:rPr>
-      </w:pPr>
       <w:r>
         <w:rPr>
           <w:lang w:val="fr-FR"/>
@@ -850,7 +811,25 @@
         <w:rPr>
           <w:lang w:val="fr-FR"/>
         </w:rPr>
-        <w:t>Le client n’a pas d’attentes particulières vis-à-vis de la qualité de l’application, il veut juste que l’application fonctionne.</w:t>
+        <w:t xml:space="preserve">Le client n’a pas d’attentes </w:t>
+      </w:r>
+      <w:r>
+        <w:rPr>
+          <w:lang w:val="fr-FR"/>
+        </w:rPr>
+        <w:t>strictes</w:t>
+      </w:r>
+      <w:r>
+        <w:rPr>
+          <w:lang w:val="fr-FR"/>
+        </w:rPr>
+        <w:t xml:space="preserve"> vis-à-vis de la qualité de l’application,</w:t>
+      </w:r>
+      <w:r>
+        <w:rPr>
+          <w:lang w:val="fr-FR"/>
+        </w:rPr>
+        <w:t xml:space="preserve"> la qualité de l’aléatoire produit est la principale préoccupation.</w:t>
       </w:r>
     </w:p>
     <w:p>
@@ -891,6 +870,12 @@
         </w:rPr>
         <w:t xml:space="preserve">livré en plusieurs fois, avec 2 prototypes livré avant la version finale. Le premier prototype </w:t>
       </w:r>
+      <w:r>
+        <w:rPr>
+          <w:lang w:val="fr-FR"/>
+        </w:rPr>
+        <w:t xml:space="preserve">est à terminer pour les vacances de Noel. </w:t>
+      </w:r>
     </w:p>
     <w:p>
       <w:pPr>
@@ -902,7 +887,13 @@
         <w:rPr>
           <w:lang w:val="fr-FR"/>
         </w:rPr>
-        <w:t>Livrable final : _________________________________</w:t>
+        <w:t xml:space="preserve">Livrable final : </w:t>
+      </w:r>
+      <w:r>
+        <w:rPr>
+          <w:lang w:val="fr-FR"/>
+        </w:rPr>
+        <w:t xml:space="preserve">Le final du projet devra être disponible des le 15 Janvier pour une présentation accompagnée d’une démo.   </w:t>
       </w:r>
     </w:p>
     <w:p>
@@ -930,47 +921,13 @@
           <w:lang w:val="fr-FR"/>
         </w:rPr>
         <w:lastRenderedPageBreak/>
-        <w:t>8. Planning prévisionnel</w:t>
+        <w:t>8</w:t>
       </w:r>
-    </w:p>
-    <w:p>
-      <w:pPr>
-        <w:rPr>
-          <w:lang w:val="fr-FR"/>
-        </w:rPr>
-      </w:pPr>
       <w:r>
         <w:rPr>
           <w:lang w:val="fr-FR"/>
         </w:rPr>
-        <w:t>Jalons principaux et phases : _________________________________</w:t>
-      </w:r>
-    </w:p>
-    <w:p>
-      <w:pPr>
-        <w:rPr>
-          <w:lang w:val="fr-FR"/>
-        </w:rPr>
-      </w:pPr>
-      <w:r>
-        <w:rPr>
-          <w:lang w:val="fr-FR"/>
-        </w:rPr>
-        <w:t>Exemple : Diagramme de Gantt ou tableau de jalons.</w:t>
-      </w:r>
-    </w:p>
-    <w:p>
-      <w:pPr>
-        <w:pStyle w:val="Titre1"/>
-        <w:rPr>
-          <w:lang w:val="fr-FR"/>
-        </w:rPr>
-      </w:pPr>
-      <w:r>
-        <w:rPr>
-          <w:lang w:val="fr-FR"/>
-        </w:rPr>
-        <w:t>9. Indicateurs de succès / Critères d’acceptation</w:t>
+        <w:t>. Indicateurs de succès / Critères d’acceptation</w:t>
       </w:r>
     </w:p>
     <w:p>
@@ -995,7 +952,7 @@
     </w:p>
     <w:p>
       <w:pPr>
-        <w:jc w:val="both"/>
+        <w:pStyle w:val="Titre1"/>
         <w:rPr>
           <w:lang w:val="fr-FR"/>
         </w:rPr>
@@ -1004,21 +961,13 @@
         <w:rPr>
           <w:lang w:val="fr-FR"/>
         </w:rPr>
-        <w:t>Exemples : 100 % des fonctionnalités MVP opérationnelles, application testée avec succès par un utilisateur, rendu dans les délais.</w:t>
+        <w:t>9</w:t>
       </w:r>
-    </w:p>
-    <w:p>
-      <w:pPr>
-        <w:pStyle w:val="Titre1"/>
-        <w:rPr>
-          <w:lang w:val="fr-FR"/>
-        </w:rPr>
-      </w:pPr>
       <w:r>
         <w:rPr>
           <w:lang w:val="fr-FR"/>
         </w:rPr>
-        <w:t>10. Gestion des risques</w:t>
+        <w:t>. Gestion des risques</w:t>
       </w:r>
     </w:p>
     <w:p>
@@ -1074,14 +1023,12 @@
         </w:rPr>
         <w:t xml:space="preserve">-le risque d’avoir une mauvaise maitrise de la bibliothèque </w:t>
       </w:r>
-      <w:proofErr w:type="spellStart"/>
       <w:r>
         <w:rPr>
           <w:lang w:val="fr-FR"/>
         </w:rPr>
         <w:t>JakartaEE</w:t>
       </w:r>
-      <w:proofErr w:type="spellEnd"/>
       <w:r>
         <w:rPr>
           <w:lang w:val="fr-FR"/>

--- a/Documents/Cahier_des_charges_avancé.docx
+++ b/Documents/Cahier_des_charges_avancé.docx
@@ -53,12 +53,6 @@
         <w:rPr>
           <w:lang w:val="fr-FR"/>
         </w:rPr>
-        <w:t xml:space="preserve">Contexte : </w:t>
-      </w:r>
-      <w:r>
-        <w:rPr>
-          <w:lang w:val="fr-FR"/>
-        </w:rPr>
         <w:t>Mme Berger, professeure à l’universit</w:t>
       </w:r>
       <w:r>
@@ -78,26 +72,13 @@
         <w:rPr>
           <w:lang w:val="fr-FR"/>
         </w:rPr>
-        <w:t xml:space="preserve">Enjeux : </w:t>
+        <w:t>L’application aura pour enjeux principaux l’efficacité et la rapidité de l’application.</w:t>
       </w:r>
       <w:r>
         <w:rPr>
           <w:lang w:val="fr-FR"/>
         </w:rPr>
-        <w:t>L’application aura pour enjeux principaux l’efficacité et la rapidité de l’application.</w:t>
-      </w:r>
-    </w:p>
-    <w:p>
-      <w:pPr>
-        <w:rPr>
-          <w:lang w:val="fr-FR"/>
-        </w:rPr>
-      </w:pPr>
-      <w:r>
-        <w:rPr>
-          <w:lang w:val="fr-FR"/>
-        </w:rPr>
-        <w:t xml:space="preserve">Objectifs généraux : </w:t>
+        <w:t xml:space="preserve"> </w:t>
       </w:r>
       <w:r>
         <w:rPr>
@@ -130,12 +111,6 @@
         <w:rPr>
           <w:lang w:val="fr-FR"/>
         </w:rPr>
-        <w:t xml:space="preserve">Objectifs principaux : </w:t>
-      </w:r>
-      <w:r>
-        <w:rPr>
-          <w:lang w:val="fr-FR"/>
-        </w:rPr>
         <w:t>L’objectif principal de l’application est la génération d’un placement en salle de devoir surveillé, de manière simple, rapide et efficace en respectant différentes conditions. Il faudra également donner la possibilité de modifier le placement</w:t>
       </w:r>
       <w:r>
@@ -155,12 +130,6 @@
         <w:rPr>
           <w:lang w:val="fr-FR"/>
         </w:rPr>
-        <w:t xml:space="preserve">Objectifs secondaires : </w:t>
-      </w:r>
-      <w:r>
-        <w:rPr>
-          <w:lang w:val="fr-FR"/>
-        </w:rPr>
         <w:t xml:space="preserve">L’application aura également, en tant qu’objectifs secondaires, la possibilité de créer un placement pour d’autres salles que la salle DS, ainsi que la sauvegarde d’anciens placements dans la base de </w:t>
       </w:r>
       <w:r>
@@ -206,12 +175,6 @@
         <w:rPr>
           <w:lang w:val="fr-FR"/>
         </w:rPr>
-        <w:t xml:space="preserve">Inclus dans le projet : </w:t>
-      </w:r>
-      <w:r>
-        <w:rPr>
-          <w:lang w:val="fr-FR"/>
-        </w:rPr>
         <w:t>L’application devra au minimum être utilisable pour les professeurs du site de Bourg-en-Bresse de l’université Claude-Bernard Lyon 1. Cependant, si la partie de modélisation de salle est fonctionnelle à la fin du projet, il sera même possible de la partager à d’autres université.</w:t>
       </w:r>
     </w:p>
@@ -239,12 +202,6 @@
         <w:rPr>
           <w:lang w:val="fr-FR"/>
         </w:rPr>
-        <w:t xml:space="preserve">Types d’utilisateurs : </w:t>
-      </w:r>
-      <w:r>
-        <w:rPr>
-          <w:lang w:val="fr-FR"/>
-        </w:rPr>
         <w:t>Les utilisateurs de l’application seront des professeurs</w:t>
       </w:r>
       <w:r>
@@ -264,7 +221,6 @@
         <w:rPr>
           <w:lang w:val="fr-FR"/>
         </w:rPr>
-        <w:lastRenderedPageBreak/>
         <w:t>Persona</w:t>
       </w:r>
       <w:r>
@@ -314,6 +270,7 @@
         <w:rPr>
           <w:lang w:val="fr-FR"/>
         </w:rPr>
+        <w:lastRenderedPageBreak/>
         <w:t>Mr. Otreman a besoin de pouvoir placer ses étudiants aléatoirement de façon simple et rapide, en fonction de certaines contraintes. Il attend de l’application de pouvoir séparer des élèves et/ou de leur imposer des placements. Il souhaite pouvoir réutiliser le placement, et pouvoir y apporter des modifications.</w:t>
       </w:r>
     </w:p>
@@ -340,12 +297,6 @@
         <w:rPr>
           <w:lang w:val="fr-FR"/>
         </w:rPr>
-        <w:t xml:space="preserve">Acteurs du projet (commanditaire, équipe, encadrant) : </w:t>
-      </w:r>
-      <w:r>
-        <w:rPr>
-          <w:lang w:val="fr-FR"/>
-        </w:rPr>
         <w:t>La commanditaire du projet, ainsi que son encadrante, est Mme Berger, professeure à l’IUT Lyon 1 site de Bourg-en-Bresse, et l’équipe qui prendra en main le projet est composé de Victor Andrade, Néo Ramirez et Malik Jabou, le chef du projet.</w:t>
       </w:r>
     </w:p>
@@ -373,12 +324,6 @@
         <w:rPr>
           <w:lang w:val="fr-FR"/>
         </w:rPr>
-        <w:t xml:space="preserve">MVP (Must Have) : </w:t>
-      </w:r>
-      <w:r>
-        <w:rPr>
-          <w:lang w:val="fr-FR"/>
-        </w:rPr>
         <w:t>L’application devra dans un premier temps comprendre les fonctionnalités suivantes :</w:t>
       </w:r>
     </w:p>
@@ -535,27 +480,6 @@
         <w:rPr>
           <w:lang w:val="fr-FR"/>
         </w:rPr>
-        <w:lastRenderedPageBreak/>
-        <w:t>Secondaires (</w:t>
-      </w:r>
-      <w:proofErr w:type="spellStart"/>
-      <w:r>
-        <w:rPr>
-          <w:lang w:val="fr-FR"/>
-        </w:rPr>
-        <w:t>Should</w:t>
-      </w:r>
-      <w:proofErr w:type="spellEnd"/>
-      <w:r>
-        <w:rPr>
-          <w:lang w:val="fr-FR"/>
-        </w:rPr>
-        <w:t xml:space="preserve"> Have) : </w:t>
-      </w:r>
-      <w:r>
-        <w:rPr>
-          <w:lang w:val="fr-FR"/>
-        </w:rPr>
         <w:t>L’application devrait dans un second temps comprendre les fonctionnalités suivantes :</w:t>
       </w:r>
     </w:p>
@@ -597,12 +521,6 @@
           <w:lang w:val="fr-FR"/>
         </w:rPr>
       </w:pPr>
-      <w:r>
-        <w:rPr>
-          <w:lang w:val="fr-FR"/>
-        </w:rPr>
-        <w:t xml:space="preserve">Bonus (Nice to Have) : </w:t>
-      </w:r>
       <w:r>
         <w:rPr>
           <w:lang w:val="fr-FR"/>
@@ -659,6 +577,7 @@
         <w:rPr>
           <w:lang w:val="fr-FR"/>
         </w:rPr>
+        <w:lastRenderedPageBreak/>
         <w:t>6. Contraintes du projet</w:t>
       </w:r>
     </w:p>
@@ -672,19 +591,25 @@
         <w:rPr>
           <w:lang w:val="fr-FR"/>
         </w:rPr>
-        <w:t xml:space="preserve">Techniques : </w:t>
-      </w:r>
-      <w:r>
-        <w:rPr>
-          <w:lang w:val="fr-FR"/>
-        </w:rPr>
         <w:t xml:space="preserve">Le projet comprend peu de contrainte technique, avec seulement la nécessité de pouvoir accéder à l’application par web </w:t>
       </w:r>
       <w:r>
         <w:rPr>
           <w:lang w:val="fr-FR"/>
         </w:rPr>
-        <w:t>accompagné des entrées sorties de fichiers</w:t>
+        <w:t>accompagné</w:t>
+      </w:r>
+      <w:r>
+        <w:rPr>
+          <w:lang w:val="fr-FR"/>
+        </w:rPr>
+        <w:t>e</w:t>
+      </w:r>
+      <w:r>
+        <w:rPr>
+          <w:lang w:val="fr-FR"/>
+        </w:rPr>
+        <w:t xml:space="preserve"> des entrées sorties de fichiers</w:t>
       </w:r>
       <w:r>
         <w:rPr>
@@ -703,12 +628,6 @@
         <w:rPr>
           <w:lang w:val="fr-FR"/>
         </w:rPr>
-        <w:t xml:space="preserve">Organisationnelles : </w:t>
-      </w:r>
-      <w:r>
-        <w:rPr>
-          <w:lang w:val="fr-FR"/>
-        </w:rPr>
         <w:t>Du côté de l’organisation, il y a plusieurs dates notables, telles que :</w:t>
       </w:r>
     </w:p>
@@ -786,12 +705,6 @@
         <w:rPr>
           <w:lang w:val="fr-FR"/>
         </w:rPr>
-        <w:t xml:space="preserve">Ressources : </w:t>
-      </w:r>
-      <w:r>
-        <w:rPr>
-          <w:lang w:val="fr-FR"/>
-        </w:rPr>
         <w:t>En termes de ressources, il n’y a qu’une contrainte notable, c’est-à-dire la quantité de participants dans l’équipe de travail, qui est égal à 3 personnes.</w:t>
       </w:r>
     </w:p>
@@ -805,12 +718,6 @@
         <w:rPr>
           <w:lang w:val="fr-FR"/>
         </w:rPr>
-        <w:t xml:space="preserve">Qualité : </w:t>
-      </w:r>
-      <w:r>
-        <w:rPr>
-          <w:lang w:val="fr-FR"/>
-        </w:rPr>
         <w:t xml:space="preserve">Le client n’a pas d’attentes </w:t>
       </w:r>
       <w:r>
@@ -856,13 +763,7 @@
         <w:rPr>
           <w:lang w:val="fr-FR"/>
         </w:rPr>
-        <w:t>Livrables intermédiaires :</w:t>
-      </w:r>
-      <w:r>
-        <w:rPr>
-          <w:lang w:val="fr-FR"/>
-        </w:rPr>
-        <w:t xml:space="preserve"> Le projet sera </w:t>
+        <w:t xml:space="preserve">Le projet sera </w:t>
       </w:r>
       <w:r>
         <w:rPr>
@@ -887,17 +788,24 @@
         <w:rPr>
           <w:lang w:val="fr-FR"/>
         </w:rPr>
-        <w:t xml:space="preserve">Livrable final : </w:t>
+        <w:t xml:space="preserve">Le final du projet devra être disponible </w:t>
       </w:r>
       <w:r>
         <w:rPr>
           <w:lang w:val="fr-FR"/>
         </w:rPr>
-        <w:t xml:space="preserve">Le final du projet devra être disponible des le 15 Janvier pour une présentation accompagnée d’une démo.   </w:t>
+        <w:t>dès</w:t>
+      </w:r>
+      <w:r>
+        <w:rPr>
+          <w:lang w:val="fr-FR"/>
+        </w:rPr>
+        <w:t xml:space="preserve"> le 15 Janvier pour une présentation accompagnée d’une démo.</w:t>
       </w:r>
     </w:p>
     <w:p>
       <w:pPr>
+        <w:pStyle w:val="Titre1"/>
         <w:rPr>
           <w:lang w:val="fr-FR"/>
         </w:rPr>
@@ -906,21 +814,6 @@
         <w:rPr>
           <w:lang w:val="fr-FR"/>
         </w:rPr>
-        <w:t>Critères de validation : _________________________________</w:t>
-      </w:r>
-    </w:p>
-    <w:p>
-      <w:pPr>
-        <w:pStyle w:val="Titre1"/>
-        <w:rPr>
-          <w:lang w:val="fr-FR"/>
-        </w:rPr>
-      </w:pPr>
-      <w:r>
-        <w:rPr>
-          <w:lang w:val="fr-FR"/>
-        </w:rPr>
-        <w:lastRenderedPageBreak/>
         <w:t>8</w:t>
       </w:r>
       <w:r>
@@ -941,12 +834,6 @@
         <w:rPr>
           <w:lang w:val="fr-FR"/>
         </w:rPr>
-        <w:t xml:space="preserve">Critères de réussite : </w:t>
-      </w:r>
-      <w:r>
-        <w:rPr>
-          <w:lang w:val="fr-FR"/>
-        </w:rPr>
         <w:t>L’application pourra être considérée comme une réussite si la totalité des fonctionnalités nécessaires à l’application en premier temps sont opérationnelles, ainsi qu’une partie des fonctionnalités que l’application devrait avoir en second temps. De plus, l’application devra être testée avec succès par un utilisateur et être rendue dans les délais.</w:t>
       </w:r>
     </w:p>
@@ -981,12 +868,6 @@
         <w:rPr>
           <w:lang w:val="fr-FR"/>
         </w:rPr>
-        <w:t xml:space="preserve">Risques identifiés : </w:t>
-      </w:r>
-      <w:r>
-        <w:rPr>
-          <w:lang w:val="fr-FR"/>
-        </w:rPr>
         <w:t>Nous avons pu identifier plusieurs risques majeurs dans le projet, et nous avons également donné une évaluation de la probabilité d’apparition du risque sur 3, 1 signifiant qu’il est peu probable que le risque devienne un problème et 3 signifiants qu’il est très probable qu’il se réalise, et une de l’impact du risque sur 3 également, tel que :</w:t>
       </w:r>
     </w:p>
@@ -1001,6 +882,7 @@
         <w:rPr>
           <w:lang w:val="fr-FR"/>
         </w:rPr>
+        <w:lastRenderedPageBreak/>
         <w:t xml:space="preserve">-le risque d’apparition de bugs dans le code, avec une probabilité de 3 et un impact de 2 sur le projet. Afin de réduire ce risque, nous devons nous assurer de bien avoir compris </w:t>
       </w:r>
       <w:r>
